--- a/submission_package/Documentation/Repository_README.docx
+++ b/submission_package/Documentation/Repository_README.docx
@@ -3284,6 +3284,535 @@
         <w:pStyle w:val="Heading2"/>
       </w:pPr>
       <w:r>
+        <w:t>Team</w:t>
+      </w:r>
+    </w:p>
+    <w:p>
+      <w:r>
+        <w:rPr>
+          <w:rFonts w:ascii="Calibri" w:hAnsi="Calibri" w:eastAsia="Calibri"/>
+          <w:b w:val="0"/>
+          <w:i w:val="0"/>
+          <w:sz w:val="22"/>
+        </w:rPr>
+        <w:t xml:space="preserve">The members named for this submission are listed below. The list is not a signed division of work. Signature and date fields are in </w:t>
+      </w:r>
+      <w:r>
+        <w:rPr>
+          <w:rFonts w:ascii="Consolas" w:hAnsi="Consolas" w:eastAsia="Consolas"/>
+          <w:b w:val="0"/>
+          <w:i w:val="0"/>
+          <w:sz w:val="20"/>
+        </w:rPr>
+        <w:t>reports/contribution_statement.md</w:t>
+      </w:r>
+      <w:r>
+        <w:rPr>
+          <w:rFonts w:ascii="Calibri" w:hAnsi="Calibri" w:eastAsia="Calibri"/>
+          <w:b w:val="0"/>
+          <w:i w:val="0"/>
+          <w:sz w:val="22"/>
+        </w:rPr>
+        <w:t>, and they are blank. Group number, lecturer, and submission date are not recorded.</w:t>
+      </w:r>
+    </w:p>
+    <w:tbl>
+      <w:tblPr>
+        <w:tblStyle w:val="TableGrid"/>
+        <w:tblW w:type="auto" w:w="0"/>
+        <w:tblLayout w:type="autofit"/>
+        <w:tblLook w:firstColumn="1" w:firstRow="1" w:lastColumn="0" w:lastRow="0" w:noHBand="0" w:noVBand="1" w:val="04A0"/>
+      </w:tblPr>
+      <w:tblGrid>
+        <w:gridCol w:w="2353"/>
+        <w:gridCol w:w="2353"/>
+        <w:gridCol w:w="2353"/>
+        <w:gridCol w:w="2353"/>
+      </w:tblGrid>
+      <w:tr>
+        <w:tc>
+          <w:tcPr>
+            <w:tcW w:type="dxa" w:w="2353"/>
+            <w:shd w:fill="E6EEF2" w:val="clear"/>
+          </w:tcPr>
+          <w:p>
+            <w:pPr>
+              <w:spacing w:after="40" w:before="40"/>
+            </w:pPr>
+            <w:r>
+              <w:rPr>
+                <w:b/>
+              </w:rPr>
+            </w:r>
+            <w:r>
+              <w:rPr>
+                <w:rFonts w:ascii="Calibri" w:hAnsi="Calibri" w:eastAsia="Calibri"/>
+                <w:b/>
+                <w:i w:val="0"/>
+                <w:sz w:val="18"/>
+              </w:rPr>
+              <w:t>Name</w:t>
+            </w:r>
+          </w:p>
+        </w:tc>
+        <w:tc>
+          <w:tcPr>
+            <w:tcW w:type="dxa" w:w="2353"/>
+            <w:shd w:fill="E6EEF2" w:val="clear"/>
+          </w:tcPr>
+          <w:p>
+            <w:pPr>
+              <w:spacing w:after="40" w:before="40"/>
+            </w:pPr>
+            <w:r>
+              <w:rPr>
+                <w:b/>
+              </w:rPr>
+            </w:r>
+            <w:r>
+              <w:rPr>
+                <w:rFonts w:ascii="Calibri" w:hAnsi="Calibri" w:eastAsia="Calibri"/>
+                <w:b/>
+                <w:i w:val="0"/>
+                <w:sz w:val="18"/>
+              </w:rPr>
+              <w:t>Initials</w:t>
+            </w:r>
+          </w:p>
+        </w:tc>
+        <w:tc>
+          <w:tcPr>
+            <w:tcW w:type="dxa" w:w="2353"/>
+            <w:shd w:fill="E6EEF2" w:val="clear"/>
+          </w:tcPr>
+          <w:p>
+            <w:pPr>
+              <w:spacing w:after="40" w:before="40"/>
+            </w:pPr>
+            <w:r>
+              <w:rPr>
+                <w:b/>
+              </w:rPr>
+            </w:r>
+            <w:r>
+              <w:rPr>
+                <w:rFonts w:ascii="Calibri" w:hAnsi="Calibri" w:eastAsia="Calibri"/>
+                <w:b/>
+                <w:i w:val="0"/>
+                <w:sz w:val="18"/>
+              </w:rPr>
+              <w:t>Student number</w:t>
+            </w:r>
+          </w:p>
+        </w:tc>
+        <w:tc>
+          <w:tcPr>
+            <w:tcW w:type="dxa" w:w="2353"/>
+            <w:shd w:fill="E6EEF2" w:val="clear"/>
+          </w:tcPr>
+          <w:p>
+            <w:pPr>
+              <w:spacing w:after="40" w:before="40"/>
+            </w:pPr>
+            <w:r>
+              <w:rPr>
+                <w:b/>
+              </w:rPr>
+            </w:r>
+            <w:r>
+              <w:rPr>
+                <w:rFonts w:ascii="Calibri" w:hAnsi="Calibri" w:eastAsia="Calibri"/>
+                <w:b/>
+                <w:i w:val="0"/>
+                <w:sz w:val="18"/>
+              </w:rPr>
+              <w:t>Email</w:t>
+            </w:r>
+          </w:p>
+        </w:tc>
+      </w:tr>
+      <w:tr>
+        <w:tc>
+          <w:tcPr>
+            <w:tcW w:type="dxa" w:w="2353"/>
+          </w:tcPr>
+          <w:p>
+            <w:pPr>
+              <w:spacing w:after="40" w:before="40"/>
+            </w:pPr>
+            <w:r/>
+            <w:r>
+              <w:rPr>
+                <w:rFonts w:ascii="Calibri" w:hAnsi="Calibri" w:eastAsia="Calibri"/>
+                <w:b w:val="0"/>
+                <w:i w:val="0"/>
+                <w:sz w:val="18"/>
+              </w:rPr>
+              <w:t>Mpumelelo Ngozo</w:t>
+            </w:r>
+          </w:p>
+        </w:tc>
+        <w:tc>
+          <w:tcPr>
+            <w:tcW w:type="dxa" w:w="2353"/>
+          </w:tcPr>
+          <w:p>
+            <w:pPr>
+              <w:spacing w:after="40" w:before="40"/>
+            </w:pPr>
+            <w:r/>
+            <w:r>
+              <w:rPr>
+                <w:rFonts w:ascii="Calibri" w:hAnsi="Calibri" w:eastAsia="Calibri"/>
+                <w:b w:val="0"/>
+                <w:i w:val="0"/>
+                <w:sz w:val="18"/>
+              </w:rPr>
+              <w:t>MSP</w:t>
+            </w:r>
+          </w:p>
+        </w:tc>
+        <w:tc>
+          <w:tcPr>
+            <w:tcW w:type="dxa" w:w="2353"/>
+          </w:tcPr>
+          <w:p>
+            <w:pPr>
+              <w:spacing w:after="40" w:before="40"/>
+            </w:pPr>
+            <w:r/>
+            <w:r>
+              <w:rPr>
+                <w:rFonts w:ascii="Calibri" w:hAnsi="Calibri" w:eastAsia="Calibri"/>
+                <w:b w:val="0"/>
+                <w:i w:val="0"/>
+                <w:sz w:val="18"/>
+              </w:rPr>
+              <w:t>218409202</w:t>
+            </w:r>
+          </w:p>
+        </w:tc>
+        <w:tc>
+          <w:tcPr>
+            <w:tcW w:type="dxa" w:w="2353"/>
+          </w:tcPr>
+          <w:p>
+            <w:pPr>
+              <w:spacing w:after="40" w:before="40"/>
+            </w:pPr>
+            <w:r/>
+            <w:r>
+              <w:rPr>
+                <w:rFonts w:ascii="Calibri" w:hAnsi="Calibri" w:eastAsia="Calibri"/>
+                <w:b w:val="0"/>
+                <w:i w:val="0"/>
+                <w:sz w:val="18"/>
+              </w:rPr>
+              <w:t>218409202@tut4life.ac.za</w:t>
+            </w:r>
+          </w:p>
+        </w:tc>
+      </w:tr>
+      <w:tr>
+        <w:tc>
+          <w:tcPr>
+            <w:tcW w:type="dxa" w:w="2353"/>
+          </w:tcPr>
+          <w:p>
+            <w:pPr>
+              <w:spacing w:after="40" w:before="40"/>
+            </w:pPr>
+            <w:r/>
+            <w:r>
+              <w:rPr>
+                <w:rFonts w:ascii="Calibri" w:hAnsi="Calibri" w:eastAsia="Calibri"/>
+                <w:b w:val="0"/>
+                <w:i w:val="0"/>
+                <w:sz w:val="18"/>
+              </w:rPr>
+              <w:t>Selowa Tumiso</w:t>
+            </w:r>
+          </w:p>
+        </w:tc>
+        <w:tc>
+          <w:tcPr>
+            <w:tcW w:type="dxa" w:w="2353"/>
+          </w:tcPr>
+          <w:p>
+            <w:pPr>
+              <w:spacing w:after="40" w:before="40"/>
+            </w:pPr>
+            <w:r/>
+            <w:r>
+              <w:rPr>
+                <w:rFonts w:ascii="Calibri" w:hAnsi="Calibri" w:eastAsia="Calibri"/>
+                <w:b w:val="0"/>
+                <w:i w:val="0"/>
+                <w:sz w:val="18"/>
+              </w:rPr>
+              <w:t>TS</w:t>
+            </w:r>
+          </w:p>
+        </w:tc>
+        <w:tc>
+          <w:tcPr>
+            <w:tcW w:type="dxa" w:w="2353"/>
+          </w:tcPr>
+          <w:p>
+            <w:pPr>
+              <w:spacing w:after="40" w:before="40"/>
+            </w:pPr>
+            <w:r/>
+            <w:r>
+              <w:rPr>
+                <w:rFonts w:ascii="Calibri" w:hAnsi="Calibri" w:eastAsia="Calibri"/>
+                <w:b w:val="0"/>
+                <w:i w:val="0"/>
+                <w:sz w:val="18"/>
+              </w:rPr>
+              <w:t>218340172</w:t>
+            </w:r>
+          </w:p>
+        </w:tc>
+        <w:tc>
+          <w:tcPr>
+            <w:tcW w:type="dxa" w:w="2353"/>
+          </w:tcPr>
+          <w:p>
+            <w:pPr>
+              <w:spacing w:after="40" w:before="40"/>
+            </w:pPr>
+            <w:r/>
+            <w:r>
+              <w:rPr>
+                <w:rFonts w:ascii="Calibri" w:hAnsi="Calibri" w:eastAsia="Calibri"/>
+                <w:b w:val="0"/>
+                <w:i w:val="0"/>
+                <w:sz w:val="18"/>
+              </w:rPr>
+              <w:t>218340172@tut4life.ac.za</w:t>
+            </w:r>
+          </w:p>
+        </w:tc>
+      </w:tr>
+      <w:tr>
+        <w:tc>
+          <w:tcPr>
+            <w:tcW w:type="dxa" w:w="2353"/>
+          </w:tcPr>
+          <w:p>
+            <w:pPr>
+              <w:spacing w:after="40" w:before="40"/>
+            </w:pPr>
+            <w:r/>
+            <w:r>
+              <w:rPr>
+                <w:rFonts w:ascii="Calibri" w:hAnsi="Calibri" w:eastAsia="Calibri"/>
+                <w:b w:val="0"/>
+                <w:i w:val="0"/>
+                <w:sz w:val="18"/>
+              </w:rPr>
+              <w:t>Ualwela Netshidzati</w:t>
+            </w:r>
+          </w:p>
+        </w:tc>
+        <w:tc>
+          <w:tcPr>
+            <w:tcW w:type="dxa" w:w="2353"/>
+          </w:tcPr>
+          <w:p>
+            <w:pPr>
+              <w:spacing w:after="40" w:before="40"/>
+            </w:pPr>
+            <w:r/>
+            <w:r>
+              <w:rPr>
+                <w:rFonts w:ascii="Calibri" w:hAnsi="Calibri" w:eastAsia="Calibri"/>
+                <w:b w:val="0"/>
+                <w:i w:val="0"/>
+                <w:sz w:val="18"/>
+              </w:rPr>
+              <w:t>U</w:t>
+            </w:r>
+          </w:p>
+        </w:tc>
+        <w:tc>
+          <w:tcPr>
+            <w:tcW w:type="dxa" w:w="2353"/>
+          </w:tcPr>
+          <w:p>
+            <w:pPr>
+              <w:spacing w:after="40" w:before="40"/>
+            </w:pPr>
+            <w:r/>
+            <w:r>
+              <w:rPr>
+                <w:rFonts w:ascii="Calibri" w:hAnsi="Calibri" w:eastAsia="Calibri"/>
+                <w:b w:val="0"/>
+                <w:i w:val="0"/>
+                <w:sz w:val="18"/>
+              </w:rPr>
+              <w:t>220069117</w:t>
+            </w:r>
+          </w:p>
+        </w:tc>
+        <w:tc>
+          <w:tcPr>
+            <w:tcW w:type="dxa" w:w="2353"/>
+          </w:tcPr>
+          <w:p>
+            <w:pPr>
+              <w:spacing w:after="40" w:before="40"/>
+            </w:pPr>
+            <w:r/>
+            <w:r>
+              <w:rPr>
+                <w:rFonts w:ascii="Calibri" w:hAnsi="Calibri" w:eastAsia="Calibri"/>
+                <w:b w:val="0"/>
+                <w:i w:val="0"/>
+                <w:sz w:val="18"/>
+              </w:rPr>
+              <w:t>220069117@tut4life.ac.za</w:t>
+            </w:r>
+          </w:p>
+        </w:tc>
+      </w:tr>
+      <w:tr>
+        <w:tc>
+          <w:tcPr>
+            <w:tcW w:type="dxa" w:w="2353"/>
+          </w:tcPr>
+          <w:p>
+            <w:pPr>
+              <w:spacing w:after="40" w:before="40"/>
+            </w:pPr>
+            <w:r/>
+            <w:r>
+              <w:rPr>
+                <w:rFonts w:ascii="Calibri" w:hAnsi="Calibri" w:eastAsia="Calibri"/>
+                <w:b w:val="0"/>
+                <w:i w:val="0"/>
+                <w:sz w:val="18"/>
+              </w:rPr>
+              <w:t>Thabang Mokoena</w:t>
+            </w:r>
+          </w:p>
+        </w:tc>
+        <w:tc>
+          <w:tcPr>
+            <w:tcW w:type="dxa" w:w="2353"/>
+          </w:tcPr>
+          <w:p>
+            <w:pPr>
+              <w:spacing w:after="40" w:before="40"/>
+            </w:pPr>
+            <w:r/>
+            <w:r>
+              <w:rPr>
+                <w:rFonts w:ascii="Calibri" w:hAnsi="Calibri" w:eastAsia="Calibri"/>
+                <w:b w:val="0"/>
+                <w:i w:val="0"/>
+                <w:sz w:val="18"/>
+              </w:rPr>
+              <w:t>TG</w:t>
+            </w:r>
+          </w:p>
+        </w:tc>
+        <w:tc>
+          <w:tcPr>
+            <w:tcW w:type="dxa" w:w="2353"/>
+          </w:tcPr>
+          <w:p>
+            <w:pPr>
+              <w:spacing w:after="40" w:before="40"/>
+            </w:pPr>
+            <w:r/>
+            <w:r>
+              <w:rPr>
+                <w:rFonts w:ascii="Calibri" w:hAnsi="Calibri" w:eastAsia="Calibri"/>
+                <w:b w:val="0"/>
+                <w:i w:val="0"/>
+                <w:sz w:val="18"/>
+              </w:rPr>
+              <w:t>240668823</w:t>
+            </w:r>
+          </w:p>
+        </w:tc>
+        <w:tc>
+          <w:tcPr>
+            <w:tcW w:type="dxa" w:w="2353"/>
+          </w:tcPr>
+          <w:p>
+            <w:pPr>
+              <w:spacing w:after="40" w:before="40"/>
+            </w:pPr>
+            <w:r/>
+            <w:r>
+              <w:rPr>
+                <w:rFonts w:ascii="Calibri" w:hAnsi="Calibri" w:eastAsia="Calibri"/>
+                <w:b w:val="0"/>
+                <w:i w:val="0"/>
+                <w:sz w:val="18"/>
+              </w:rPr>
+              <w:t>240668823@tut4life.ac.za</w:t>
+            </w:r>
+          </w:p>
+        </w:tc>
+      </w:tr>
+    </w:tbl>
+    <w:p/>
+    <w:p>
+      <w:r>
+        <w:rPr>
+          <w:rFonts w:ascii="Calibri" w:hAnsi="Calibri" w:eastAsia="Calibri"/>
+          <w:b w:val="0"/>
+          <w:i w:val="0"/>
+          <w:sz w:val="22"/>
+        </w:rPr>
+        <w:t xml:space="preserve">Git records four commits on 15 October 2026 by Thabang Mokoena: the initial repository, this README’s first version, the </w:t>
+      </w:r>
+      <w:r>
+        <w:rPr>
+          <w:rFonts w:ascii="Consolas" w:hAnsi="Consolas" w:eastAsia="Consolas"/>
+          <w:b w:val="0"/>
+          <w:i w:val="0"/>
+          <w:sz w:val="20"/>
+        </w:rPr>
+        <w:t>src</w:t>
+      </w:r>
+      <w:r>
+        <w:rPr>
+          <w:rFonts w:ascii="Calibri" w:hAnsi="Calibri" w:eastAsia="Calibri"/>
+          <w:b w:val="0"/>
+          <w:i w:val="0"/>
+          <w:sz w:val="22"/>
+        </w:rPr>
+        <w:t xml:space="preserve"> placeholder, and </w:t>
+      </w:r>
+      <w:r>
+        <w:rPr>
+          <w:rFonts w:ascii="Consolas" w:hAnsi="Consolas" w:eastAsia="Consolas"/>
+          <w:b w:val="0"/>
+          <w:i w:val="0"/>
+          <w:sz w:val="20"/>
+        </w:rPr>
+        <w:t>requirements.txt</w:t>
+      </w:r>
+      <w:r>
+        <w:rPr>
+          <w:rFonts w:ascii="Calibri" w:hAnsi="Calibri" w:eastAsia="Calibri"/>
+          <w:b w:val="0"/>
+          <w:i w:val="0"/>
+          <w:sz w:val="22"/>
+        </w:rPr>
+        <w:t>. Later commits are authored Cursor Agent. That record does not assign the modelling, the report, or the interface, and it does not describe work by the other three members. Contribution categories remain “To be confirmed by the team”.</w:t>
+      </w:r>
+    </w:p>
+    <w:p>
+      <w:pPr>
+        <w:pStyle w:val="Heading2"/>
+      </w:pPr>
+      <w:r>
         <w:t>Deliverables</w:t>
       </w:r>
     </w:p>
@@ -3733,7 +4262,7 @@
                 <w:i w:val="0"/>
                 <w:sz w:val="18"/>
               </w:rPr>
-              <w:t>Contribution statement. Work rows are filled from the repository. Signature fields are blank.</w:t>
+              <w:t>Contribution statement. The four members are named. Contribution categories are “To be confirmed by the team”. Signature and date fields are blank.</w:t>
             </w:r>
           </w:p>
         </w:tc>

--- a/submission_package/Documentation/Repository_README.docx
+++ b/submission_package/Documentation/Repository_README.docx
@@ -3295,7 +3295,7 @@
           <w:i w:val="0"/>
           <w:sz w:val="22"/>
         </w:rPr>
-        <w:t xml:space="preserve">The members named for this submission are listed below. The list is not a signed division of work. Signature and date fields are in </w:t>
+        <w:t xml:space="preserve">The members named for this submission are listed below. The division of work, typed initials, and dates are in </w:t>
       </w:r>
       <w:r>
         <w:rPr>
@@ -3313,7 +3313,7 @@
           <w:i w:val="0"/>
           <w:sz w:val="22"/>
         </w:rPr>
-        <w:t>, and they are blank. Group number, lecturer, and submission date are not recorded.</w:t>
+        <w:t>. Group number, lecturer, and submission date are not recorded.</w:t>
       </w:r>
     </w:p>
     <w:tbl>
@@ -3805,7 +3805,7 @@
           <w:i w:val="0"/>
           <w:sz w:val="22"/>
         </w:rPr>
-        <w:t>. Later commits are authored Cursor Agent. That record does not assign the modelling, the report, or the interface, and it does not describe work by the other three members. Contribution categories remain “To be confirmed by the team”.</w:t>
+        <w:t>. Later commits are authored Cursor Agent. The contribution statement records the division the team supplied: Thabang Mokoena for problem definition, exploratory analysis, and the Streamlit interface; Mpumelelo Ngozo for the data audit and model development; Selowa Tumiso for preprocessing and the statistical comparisons; Ualwela Netshidzati for the technical report and presentation preparation.</w:t>
       </w:r>
     </w:p>
     <w:p>
@@ -4262,7 +4262,7 @@
                 <w:i w:val="0"/>
                 <w:sz w:val="18"/>
               </w:rPr>
-              <w:t>Contribution statement. The four members are named. Contribution categories are “To be confirmed by the team”. Signature and date fields are blank.</w:t>
+              <w:t>Contribution statement. Each category names one member. Signature cells contain that member’s initials, with one date per member.</w:t>
             </w:r>
           </w:p>
         </w:tc>
@@ -4306,7 +4306,7 @@
                 <w:i w:val="0"/>
                 <w:sz w:val="18"/>
               </w:rPr>
-              <w:t>Earlier blank role table. Use the contribution statement for the signed page.</w:t>
+              <w:t>Role table using the same division. Use the contribution statement for the signed page.</w:t>
             </w:r>
           </w:p>
         </w:tc>

--- a/submission_package/Documentation/Repository_README.docx
+++ b/submission_package/Documentation/Repository_README.docx
@@ -3295,7 +3295,7 @@
           <w:i w:val="0"/>
           <w:sz w:val="22"/>
         </w:rPr>
-        <w:t xml:space="preserve">The members named for this submission are listed below. The division of work, typed initials, and dates are in </w:t>
+        <w:t xml:space="preserve">The members named for this submission are listed below. The group name is Point Break, the lecturer is Dr Masethe, and the submission date is 20 October 2026. The division of work, typed initials, and dates are in </w:t>
       </w:r>
       <w:r>
         <w:rPr>
@@ -3313,7 +3313,7 @@
           <w:i w:val="0"/>
           <w:sz w:val="22"/>
         </w:rPr>
-        <w:t>. Group number, lecturer, and submission date are not recorded.</w:t>
+        <w:t>.</w:t>
       </w:r>
     </w:p>
     <w:tbl>
